--- a/02_Variablen/02_Mitarbeitsfrage.docx
+++ b/02_Variablen/02_Mitarbeitsfrage.docx
@@ -470,8 +470,68 @@
           </w:p>
         </w:tc>
       </w:tr>
+      <w:tr>
+        <w:trPr>
+          <w:cnfStyle w:val="000000100000" w:firstRow="0" w:lastRow="0" w:firstColumn="0" w:lastColumn="0" w:oddVBand="0" w:evenVBand="0" w:oddHBand="1" w:evenHBand="0" w:firstRowFirstColumn="0" w:firstRowLastColumn="0" w:lastRowFirstColumn="0" w:lastRowLastColumn="0"/>
+        </w:trPr>
+        <w:tc>
+          <w:tcPr>
+            <w:cnfStyle w:val="001000000000" w:firstRow="0" w:lastRow="0" w:firstColumn="1" w:lastColumn="0" w:oddVBand="0" w:evenVBand="0" w:oddHBand="0" w:evenHBand="0" w:firstRowFirstColumn="0" w:firstRowLastColumn="0" w:lastRowFirstColumn="0" w:lastRowLastColumn="0"/>
+            <w:tcW w:w="4957" w:type="dxa"/>
+          </w:tcPr>
+          <w:p>
+            <w:r>
+              <w:lastRenderedPageBreak/>
+              <w:t>Beispiel: Platzhalter für double mit 4 Stellen.</w:t>
+            </w:r>
+          </w:p>
+        </w:tc>
+        <w:tc>
+          <w:tcPr>
+            <w:tcW w:w="4815" w:type="dxa"/>
+          </w:tcPr>
+          <w:p>
+            <w:pPr>
+              <w:cnfStyle w:val="000000100000" w:firstRow="0" w:lastRow="0" w:firstColumn="0" w:lastColumn="0" w:oddVBand="0" w:evenVBand="0" w:oddHBand="1" w:evenHBand="0" w:firstRowFirstColumn="0" w:firstRowLastColumn="0" w:lastRowFirstColumn="0" w:lastRowLastColumn="0"/>
+              <w:rPr>
+                <w:lang w:val="en-US"/>
+              </w:rPr>
+            </w:pPr>
+            <w:r>
+              <w:rPr>
+                <w:lang w:val="en-US"/>
+              </w:rPr>
+              <w:t>Consol.WriteLine($“Hallo {var</w:t>
+            </w:r>
+            <w:r>
+              <w:rPr>
+                <w:lang w:val="en-US"/>
+              </w:rPr>
+              <w:t>:f</w:t>
+            </w:r>
+            <w:r>
+              <w:rPr>
+                <w:lang w:val="en-US"/>
+              </w:rPr>
+              <w:t>4</w:t>
+            </w:r>
+            <w:r>
+              <w:rPr>
+                <w:lang w:val="en-US"/>
+              </w:rPr>
+              <w:t>}“);</w:t>
+            </w:r>
+          </w:p>
+        </w:tc>
+      </w:tr>
     </w:tbl>
-    <w:p/>
+    <w:p>
+      <w:pPr>
+        <w:rPr>
+          <w:lang w:val="en-US"/>
+        </w:rPr>
+      </w:pPr>
+    </w:p>
     <w:sectPr>
       <w:headerReference w:type="default" r:id="rId8"/>
       <w:footerReference w:type="default" r:id="rId9"/>

--- a/02_Variablen/02_Mitarbeitsfrage.docx
+++ b/02_Variablen/02_Mitarbeitsfrage.docx
@@ -501,13 +501,7 @@
               <w:rPr>
                 <w:lang w:val="en-US"/>
               </w:rPr>
-              <w:t>Consol.WriteLine($“Hallo {var</w:t>
-            </w:r>
-            <w:r>
-              <w:rPr>
-                <w:lang w:val="en-US"/>
-              </w:rPr>
-              <w:t>:f</w:t>
+              <w:t>Consol.WriteLine($“Hallo {var:f</w:t>
             </w:r>
             <w:r>
               <w:rPr>
@@ -532,6 +526,111 @@
         </w:rPr>
       </w:pPr>
     </w:p>
+    <w:p>
+      <w:pPr>
+        <w:pStyle w:val="berschrift1"/>
+      </w:pPr>
+      <w:r>
+        <w:t>Assignment</w:t>
+      </w:r>
+    </w:p>
+    <w:p/>
+    <w:tbl>
+      <w:tblPr>
+        <w:tblStyle w:val="Gitternetztabelle4Akzent1"/>
+        <w:tblW w:w="0" w:type="auto"/>
+        <w:tblLook w:val="04A0" w:firstRow="1" w:lastRow="0" w:firstColumn="1" w:lastColumn="0" w:noHBand="0" w:noVBand="1"/>
+      </w:tblPr>
+      <w:tblGrid>
+        <w:gridCol w:w="4957"/>
+        <w:gridCol w:w="4815"/>
+      </w:tblGrid>
+      <w:tr>
+        <w:trPr>
+          <w:cnfStyle w:val="100000000000" w:firstRow="1" w:lastRow="0" w:firstColumn="0" w:lastColumn="0" w:oddVBand="0" w:evenVBand="0" w:oddHBand="0" w:evenHBand="0" w:firstRowFirstColumn="0" w:firstRowLastColumn="0" w:lastRowFirstColumn="0" w:lastRowLastColumn="0"/>
+        </w:trPr>
+        <w:tc>
+          <w:tcPr>
+            <w:cnfStyle w:val="001000000000" w:firstRow="0" w:lastRow="0" w:firstColumn="1" w:lastColumn="0" w:oddVBand="0" w:evenVBand="0" w:oddHBand="0" w:evenHBand="0" w:firstRowFirstColumn="0" w:firstRowLastColumn="0" w:lastRowFirstColumn="0" w:lastRowLastColumn="0"/>
+            <w:tcW w:w="4957" w:type="dxa"/>
+          </w:tcPr>
+          <w:p>
+            <w:r>
+              <w:t>Frage</w:t>
+            </w:r>
+          </w:p>
+        </w:tc>
+        <w:tc>
+          <w:tcPr>
+            <w:tcW w:w="4815" w:type="dxa"/>
+          </w:tcPr>
+          <w:p>
+            <w:pPr>
+              <w:cnfStyle w:val="100000000000" w:firstRow="1" w:lastRow="0" w:firstColumn="0" w:lastColumn="0" w:oddVBand="0" w:evenVBand="0" w:oddHBand="0" w:evenHBand="0" w:firstRowFirstColumn="0" w:firstRowLastColumn="0" w:lastRowFirstColumn="0" w:lastRowLastColumn="0"/>
+            </w:pPr>
+            <w:r>
+              <w:t>Antwort</w:t>
+            </w:r>
+          </w:p>
+        </w:tc>
+      </w:tr>
+      <w:tr>
+        <w:trPr>
+          <w:cnfStyle w:val="000000100000" w:firstRow="0" w:lastRow="0" w:firstColumn="0" w:lastColumn="0" w:oddVBand="0" w:evenVBand="0" w:oddHBand="1" w:evenHBand="0" w:firstRowFirstColumn="0" w:firstRowLastColumn="0" w:lastRowFirstColumn="0" w:lastRowLastColumn="0"/>
+        </w:trPr>
+        <w:tc>
+          <w:tcPr>
+            <w:cnfStyle w:val="001000000000" w:firstRow="0" w:lastRow="0" w:firstColumn="1" w:lastColumn="0" w:oddVBand="0" w:evenVBand="0" w:oddHBand="0" w:evenHBand="0" w:firstRowFirstColumn="0" w:firstRowLastColumn="0" w:lastRowFirstColumn="0" w:lastRowLastColumn="0"/>
+            <w:tcW w:w="4957" w:type="dxa"/>
+          </w:tcPr>
+          <w:p>
+            <w:r>
+              <w:t xml:space="preserve">Was bedeutet += </w:t>
+            </w:r>
+          </w:p>
+        </w:tc>
+        <w:tc>
+          <w:tcPr>
+            <w:tcW w:w="4815" w:type="dxa"/>
+          </w:tcPr>
+          <w:p>
+            <w:pPr>
+              <w:cnfStyle w:val="000000100000" w:firstRow="0" w:lastRow="0" w:firstColumn="0" w:lastColumn="0" w:oddVBand="0" w:evenVBand="0" w:oddHBand="1" w:evenHBand="0" w:firstRowFirstColumn="0" w:firstRowLastColumn="0" w:lastRowFirstColumn="0" w:lastRowLastColumn="0"/>
+            </w:pPr>
+            <w:r>
+              <w:t>Kurzform</w:t>
+            </w:r>
+          </w:p>
+        </w:tc>
+      </w:tr>
+      <w:tr>
+        <w:tc>
+          <w:tcPr>
+            <w:cnfStyle w:val="001000000000" w:firstRow="0" w:lastRow="0" w:firstColumn="1" w:lastColumn="0" w:oddVBand="0" w:evenVBand="0" w:oddHBand="0" w:evenHBand="0" w:firstRowFirstColumn="0" w:firstRowLastColumn="0" w:lastRowFirstColumn="0" w:lastRowLastColumn="0"/>
+            <w:tcW w:w="4957" w:type="dxa"/>
+          </w:tcPr>
+          <w:p>
+            <w:r>
+              <w:t>Was bedeutet ++</w:t>
+            </w:r>
+          </w:p>
+        </w:tc>
+        <w:tc>
+          <w:tcPr>
+            <w:tcW w:w="4815" w:type="dxa"/>
+          </w:tcPr>
+          <w:p>
+            <w:pPr>
+              <w:cnfStyle w:val="000000000000" w:firstRow="0" w:lastRow="0" w:firstColumn="0" w:lastColumn="0" w:oddVBand="0" w:evenVBand="0" w:oddHBand="0" w:evenHBand="0" w:firstRowFirstColumn="0" w:firstRowLastColumn="0" w:lastRowFirstColumn="0" w:lastRowLastColumn="0"/>
+            </w:pPr>
+            <w:r>
+              <w:t>Increment</w:t>
+            </w:r>
+          </w:p>
+        </w:tc>
+      </w:tr>
+    </w:tbl>
+    <w:p/>
     <w:sectPr>
       <w:headerReference w:type="default" r:id="rId8"/>
       <w:footerReference w:type="default" r:id="rId9"/>
